--- a/portal/public/templates/fa-template.docx
+++ b/portal/public/templates/fa-template.docx
@@ -16863,7 +16863,7 @@
         <w:tab/>
         <w:t>1.</w:t>
         <w:tab/>
-        <w:t xml:space="preserve">The non-exclusive Site Selection Area is described as follows: _______________ _____________________________________________________________________________________________________________________ (see attached map, if applicable). The Site Selection Area is simply the geographical area within which you will look for the PopUp Bagels Shop’s site. </w:t>
+        <w:t xml:space="preserve">The non-exclusive Site Selection Area is described as follows: the designated development area detailed in your Development Rights Agreements (see attached map, if applicable). The Site Selection Area is simply the geographical area within which you will look for the PopUp Bagels Shop’s site. </w:t>
       </w:r>
       <w:r>
         <w:rPr>
